--- a/ROMAIN ROLLAND.docx
+++ b/ROMAIN ROLLAND.docx
@@ -13,7 +13,36 @@
           <w:sz w:val="40"/>
           <w:szCs w:val="40"/>
         </w:rPr>
-        <w:t>ROMAIN   ROLLAND:  PETR   A   LUCIE</w:t>
+        <w:t xml:space="preserve">                                                                                                                                                                                                                                                                                                                                                                                                                                                                                                                                                                                                                                                                                                                                                                                                                                                                                                                                                                                                                                                                                                                                                                                                                                                                                                                                                                                                                                                                                                                                                                                                                                                                                                                                                                                                                                                                                                                                                                                                                                                                                                                                                                                                                                                                                                                                                                                                                                                                                                                                                                                                                                                                                                                                                                                                                                                                                                                                                                                                                                                                                                                                                                                                            </w:t>
+      </w:r>
+      <w:r>
+        <w:rPr>
+          <w:b/>
+          <w:bCs/>
+          <w:sz w:val="40"/>
+          <w:szCs w:val="40"/>
+        </w:rPr>
+        <w:t xml:space="preserve">ROMAIN   </w:t>
+      </w:r>
+      <w:proofErr w:type="gramStart"/>
+      <w:r>
+        <w:rPr>
+          <w:b/>
+          <w:bCs/>
+          <w:sz w:val="40"/>
+          <w:szCs w:val="40"/>
+        </w:rPr>
+        <w:t>ROLLAND:  PETR</w:t>
+      </w:r>
+      <w:proofErr w:type="gramEnd"/>
+      <w:r>
+        <w:rPr>
+          <w:b/>
+          <w:bCs/>
+          <w:sz w:val="40"/>
+          <w:szCs w:val="40"/>
+        </w:rPr>
+        <w:t xml:space="preserve">   A   LUCIE</w:t>
       </w:r>
       <w:r>
         <w:t xml:space="preserve"> </w:t>
@@ -188,7 +217,27 @@
           <w:sz w:val="22"/>
           <w:szCs w:val="22"/>
         </w:rPr>
-        <w:t>ISMUS A REALISMUS – přesný a objektivní obraz skutečnosti, vývoj hlavní postavy – od jemného chlapce, který hledá smysl života než má odejít do války, rozvoj jeho lásky k Lucii</w:t>
+        <w:t xml:space="preserve">ISMUS A REALISMUS – přesný a objektivní obraz skutečnosti, vývoj hlavní postavy – od jemného chlapce, který hledá smysl </w:t>
+      </w:r>
+      <w:proofErr w:type="gramStart"/>
+      <w:r>
+        <w:rPr>
+          <w:rStyle w:val="normaltextrun"/>
+          <w:rFonts w:ascii="Calibri" w:hAnsi="Calibri" w:cs="Calibri"/>
+          <w:sz w:val="22"/>
+          <w:szCs w:val="22"/>
+        </w:rPr>
+        <w:t>života</w:t>
+      </w:r>
+      <w:proofErr w:type="gramEnd"/>
+      <w:r>
+        <w:rPr>
+          <w:rStyle w:val="normaltextrun"/>
+          <w:rFonts w:ascii="Calibri" w:hAnsi="Calibri" w:cs="Calibri"/>
+          <w:sz w:val="22"/>
+          <w:szCs w:val="22"/>
+        </w:rPr>
+        <w:t xml:space="preserve"> než má odejít do války, rozvoj jeho lásky k Lucii</w:t>
       </w:r>
     </w:p>
     <w:p>
@@ -665,7 +714,27 @@
           <w:sz w:val="22"/>
           <w:szCs w:val="22"/>
         </w:rPr>
-        <w:t xml:space="preserve">Psal životopisy slavných a důležitých lidí : Lva Nikolajeviče Tolstého (ruský spisovatel konce 19. století), Michelangela </w:t>
+        <w:t xml:space="preserve">Psal životopisy slavných a důležitých </w:t>
+      </w:r>
+      <w:proofErr w:type="gramStart"/>
+      <w:r>
+        <w:rPr>
+          <w:rStyle w:val="normaltextrun"/>
+          <w:rFonts w:ascii="Calibri" w:hAnsi="Calibri" w:cs="Calibri"/>
+          <w:sz w:val="22"/>
+          <w:szCs w:val="22"/>
+        </w:rPr>
+        <w:t>lidí :</w:t>
+      </w:r>
+      <w:proofErr w:type="gramEnd"/>
+      <w:r>
+        <w:rPr>
+          <w:rStyle w:val="normaltextrun"/>
+          <w:rFonts w:ascii="Calibri" w:hAnsi="Calibri" w:cs="Calibri"/>
+          <w:sz w:val="22"/>
+          <w:szCs w:val="22"/>
+        </w:rPr>
+        <w:t xml:space="preserve"> Lva Nikolajeviče Tolstého (ruský spisovatel konce 19. století), Michelangela </w:t>
       </w:r>
       <w:proofErr w:type="spellStart"/>
       <w:r>
@@ -849,6 +918,7 @@
           <w:szCs w:val="22"/>
         </w:rPr>
       </w:pPr>
+      <w:proofErr w:type="gramStart"/>
       <w:r>
         <w:rPr>
           <w:rStyle w:val="normaltextrun"/>
@@ -876,7 +946,17 @@
           <w:sz w:val="22"/>
           <w:szCs w:val="22"/>
         </w:rPr>
-        <w:t xml:space="preserve">, </w:t>
+        <w:t>,</w:t>
+      </w:r>
+      <w:proofErr w:type="gramEnd"/>
+      <w:r>
+        <w:rPr>
+          <w:rStyle w:val="normaltextrun"/>
+          <w:rFonts w:ascii="Calibri" w:hAnsi="Calibri" w:cs="Calibri"/>
+          <w:sz w:val="22"/>
+          <w:szCs w:val="22"/>
+        </w:rPr>
+        <w:t xml:space="preserve"> </w:t>
       </w:r>
       <w:r>
         <w:rPr>
@@ -935,7 +1015,6 @@
           <w:sz w:val="22"/>
           <w:szCs w:val="22"/>
         </w:rPr>
-        <w:lastRenderedPageBreak/>
         <w:t>téma</w:t>
       </w:r>
       <w:r>
@@ -1468,6 +1547,7 @@
           <w:szCs w:val="18"/>
         </w:rPr>
       </w:pPr>
+      <w:proofErr w:type="gramStart"/>
       <w:r>
         <w:rPr>
           <w:rStyle w:val="normaltextrun"/>
@@ -1499,6 +1579,7 @@
         <w:t>er</w:t>
       </w:r>
       <w:proofErr w:type="spellEnd"/>
+      <w:proofErr w:type="gramEnd"/>
       <w:r>
         <w:rPr>
           <w:rStyle w:val="normaltextrun"/>
@@ -1932,6 +2013,7 @@
           <w:sz w:val="28"/>
           <w:szCs w:val="28"/>
         </w:rPr>
+        <w:lastRenderedPageBreak/>
         <w:t>Ke které literární postavě se Petr přirovnává?</w:t>
       </w:r>
       <w:r>
@@ -1985,7 +2067,6 @@
           <w:sz w:val="28"/>
           <w:szCs w:val="28"/>
         </w:rPr>
-        <w:lastRenderedPageBreak/>
         <w:t>Jaké jídlo nabídl Petr Lucii na 3. schůzce? Housku a čokoládu</w:t>
       </w:r>
     </w:p>
